--- a/Justice_Conder_Resume.docx
+++ b/Justice_Conder_Resume.docx
@@ -24,14 +24,6 @@
       </w:pPr>
       <w:r>
         <w:t>Applied AI | Agent Infrastructure | Full-Stack Systems</w:t>
-      </w:r>
-    </w:p>
-    <w:p>
-      <w:pPr>
-        <w:pStyle w:val="Contact"/>
-      </w:pPr>
-      <w:r>
-        <w:t>Kent, Ohio | U.S. remote and Northeast Ohio opportunities</w:t>
       </w:r>
     </w:p>
     <w:p>

--- a/Justice_Conder_Resume.docx
+++ b/Justice_Conder_Resume.docx
@@ -385,7 +385,7 @@
         </w:numPr>
       </w:pPr>
       <w:r>
-        <w:t>Led technical business development for governance and treasury tooling; helped ecosystem teams select and deploy infrastructure, and designed and launched a community grants program.</w:t>
+        <w:t>Led technical business development for governance and treasury tooling; helped ecosystem teams select and deploy infrastructure, and designed and launched a community grants program of roughly $100 million a year over 10 years.</w:t>
       </w:r>
     </w:p>
     <w:p>
